--- a/downloads/teacher/04 Units/Unit 03 - Human Development and Relationships - Growing Up, Getting Along/Lesson 03.19 - Careers in Human Services and Education and Unit 3 Test.docx
+++ b/downloads/teacher/04 Units/Unit 03 - Human Development and Relationships - Growing Up, Getting Along/Lesson 03.19 - Careers in Human Services and Education and Unit 3 Test.docx
@@ -272,17 +272,29 @@
       <w:r>
         <w:t xml:space="preserve">By the end of this lesson, students will be able to:</w:t>
       </w:r>
-      <w:r>
-        <w:t xml:space="preserve"> </w:t>
-      </w:r>
-      <w:r>
-        <w:t xml:space="preserve">1. (Low) Given eight human services and education careers on cards, identify what each person does in a day and the education or training the card says it takes.</w:t>
-      </w:r>
-      <w:r>
-        <w:t xml:space="preserve"> </w:t>
-      </w:r>
-      <w:r>
-        <w:t xml:space="preserve">2. (Mid) Given the</w:t>
+    </w:p>
+    <w:p>
+      <w:pPr>
+        <w:numPr>
+          <w:ilvl w:val="0"/>
+          <w:numId w:val="1002"/>
+        </w:numPr>
+        <w:pStyle w:val="Compact"/>
+      </w:pPr>
+      <w:r>
+        <w:t xml:space="preserve">(Low) Given eight human services and education careers on cards, identify what each person does in a day and the education or training the card says it takes.</w:t>
+      </w:r>
+    </w:p>
+    <w:p>
+      <w:pPr>
+        <w:numPr>
+          <w:ilvl w:val="0"/>
+          <w:numId w:val="1002"/>
+        </w:numPr>
+        <w:pStyle w:val="Compact"/>
+      </w:pPr>
+      <w:r>
+        <w:t xml:space="preserve">(Mid) Given the</w:t>
       </w:r>
       <w:r>
         <w:t xml:space="preserve"> </w:t>
@@ -302,11 +314,17 @@
       <w:r>
         <w:t xml:space="preserve">check (three questions per career), rate each career and select the one that fits best, then connect it to one skill practiced in this unit.</w:t>
       </w:r>
-      <w:r>
-        <w:t xml:space="preserve"> </w:t>
-      </w:r>
-      <w:r>
-        <w:t xml:space="preserve">3. (High) On the Unit 3 Test, apply the unit’s content across all four topics, including one scenario and one short written response that defends a claim with examples.</w:t>
+    </w:p>
+    <w:p>
+      <w:pPr>
+        <w:numPr>
+          <w:ilvl w:val="0"/>
+          <w:numId w:val="1002"/>
+        </w:numPr>
+        <w:pStyle w:val="Compact"/>
+      </w:pPr>
+      <w:r>
+        <w:t xml:space="preserve">(High) On the Unit 3 Test, apply the unit’s content across all four topics, including one scenario and one short written response that defends a claim with examples.</w:t>
       </w:r>
     </w:p>
     <w:p>
@@ -356,7 +374,7 @@
       <w:pPr>
         <w:numPr>
           <w:ilvl w:val="0"/>
-          <w:numId w:val="1002"/>
+          <w:numId w:val="1003"/>
         </w:numPr>
         <w:pStyle w:val="Compact"/>
       </w:pPr>
@@ -401,7 +419,7 @@
       <w:pPr>
         <w:numPr>
           <w:ilvl w:val="0"/>
-          <w:numId w:val="1002"/>
+          <w:numId w:val="1003"/>
         </w:numPr>
         <w:pStyle w:val="Compact"/>
       </w:pPr>
@@ -422,7 +440,7 @@
       <w:pPr>
         <w:numPr>
           <w:ilvl w:val="0"/>
-          <w:numId w:val="1002"/>
+          <w:numId w:val="1003"/>
         </w:numPr>
         <w:pStyle w:val="Compact"/>
       </w:pPr>
@@ -443,7 +461,7 @@
       <w:pPr>
         <w:numPr>
           <w:ilvl w:val="0"/>
-          <w:numId w:val="1002"/>
+          <w:numId w:val="1003"/>
         </w:numPr>
         <w:pStyle w:val="Compact"/>
       </w:pPr>
@@ -455,7 +473,7 @@
       <w:pPr>
         <w:numPr>
           <w:ilvl w:val="0"/>
-          <w:numId w:val="1002"/>
+          <w:numId w:val="1003"/>
         </w:numPr>
         <w:pStyle w:val="Compact"/>
       </w:pPr>
@@ -467,7 +485,7 @@
       <w:pPr>
         <w:numPr>
           <w:ilvl w:val="0"/>
-          <w:numId w:val="1002"/>
+          <w:numId w:val="1003"/>
         </w:numPr>
         <w:pStyle w:val="Compact"/>
       </w:pPr>
@@ -876,49 +894,85 @@
       <w:r>
         <w:t xml:space="preserve">Monitor understanding:</w:t>
       </w:r>
-      <w:r>
-        <w:t xml:space="preserve"> </w:t>
-      </w:r>
-      <w:r>
-        <w:t xml:space="preserve">- What does a speech therapist do in a day? What training does the card say?</w:t>
-      </w:r>
-      <w:r>
-        <w:t xml:space="preserve"> </w:t>
-      </w:r>
-      <w:r>
-        <w:t xml:space="preserve">- Which of the eight careers uses the I-message the most?</w:t>
-      </w:r>
-      <w:r>
-        <w:t xml:space="preserve"> </w:t>
-      </w:r>
-      <w:r>
-        <w:t xml:space="preserve">- Which two careers need a license, and what is a license?</w:t>
-      </w:r>
-    </w:p>
-    <w:p>
-      <w:pPr>
-        <w:pStyle w:val="BodyText"/>
+    </w:p>
+    <w:p>
+      <w:pPr>
+        <w:numPr>
+          <w:ilvl w:val="0"/>
+          <w:numId w:val="1004"/>
+        </w:numPr>
+        <w:pStyle w:val="Compact"/>
+      </w:pPr>
+      <w:r>
+        <w:t xml:space="preserve">What does a speech therapist do in a day? What training does the card say?</w:t>
+      </w:r>
+    </w:p>
+    <w:p>
+      <w:pPr>
+        <w:numPr>
+          <w:ilvl w:val="0"/>
+          <w:numId w:val="1004"/>
+        </w:numPr>
+        <w:pStyle w:val="Compact"/>
+      </w:pPr>
+      <w:r>
+        <w:t xml:space="preserve">Which of the eight careers uses the I-message the most?</w:t>
+      </w:r>
+    </w:p>
+    <w:p>
+      <w:pPr>
+        <w:numPr>
+          <w:ilvl w:val="0"/>
+          <w:numId w:val="1004"/>
+        </w:numPr>
+        <w:pStyle w:val="Compact"/>
+      </w:pPr>
+      <w:r>
+        <w:t xml:space="preserve">Which two careers need a license, and what is a license?</w:t>
+      </w:r>
+    </w:p>
+    <w:p>
+      <w:pPr>
+        <w:pStyle w:val="FirstParagraph"/>
       </w:pPr>
       <w:r>
         <w:t xml:space="preserve">Deepen learning:</w:t>
       </w:r>
-      <w:r>
-        <w:t xml:space="preserve"> </w:t>
-      </w:r>
-      <w:r>
-        <w:t xml:space="preserve">- A career scored 9 on your sheet but the training is six years. Does the training change your answer?</w:t>
-      </w:r>
-      <w:r>
-        <w:t xml:space="preserve"> </w:t>
-      </w:r>
-      <w:r>
-        <w:t xml:space="preserve">- Which career on the wall would you have been good at in the role plays from Lesson 3.11? Why?</w:t>
-      </w:r>
-      <w:r>
-        <w:t xml:space="preserve"> </w:t>
-      </w:r>
-      <w:r>
-        <w:t xml:space="preserve">- If none of the eight is for you, which unit skill do you still want to keep, and where else would it be used?</w:t>
+    </w:p>
+    <w:p>
+      <w:pPr>
+        <w:numPr>
+          <w:ilvl w:val="0"/>
+          <w:numId w:val="1005"/>
+        </w:numPr>
+        <w:pStyle w:val="Compact"/>
+      </w:pPr>
+      <w:r>
+        <w:t xml:space="preserve">A career scored 9 on your sheet but the training is six years. Does the training change your answer?</w:t>
+      </w:r>
+    </w:p>
+    <w:p>
+      <w:pPr>
+        <w:numPr>
+          <w:ilvl w:val="0"/>
+          <w:numId w:val="1005"/>
+        </w:numPr>
+        <w:pStyle w:val="Compact"/>
+      </w:pPr>
+      <w:r>
+        <w:t xml:space="preserve">Which career on the wall would you have been good at in the role plays from Lesson 3.11? Why?</w:t>
+      </w:r>
+    </w:p>
+    <w:p>
+      <w:pPr>
+        <w:numPr>
+          <w:ilvl w:val="0"/>
+          <w:numId w:val="1005"/>
+        </w:numPr>
+        <w:pStyle w:val="Compact"/>
+      </w:pPr>
+      <w:r>
+        <w:t xml:space="preserve">If none of the eight is for you, which unit skill do you still want to keep, and where else would it be used?</w:t>
       </w:r>
     </w:p>
     <w:p>
@@ -1025,7 +1079,7 @@
       <w:pPr>
         <w:numPr>
           <w:ilvl w:val="0"/>
-          <w:numId w:val="1003"/>
+          <w:numId w:val="1006"/>
         </w:numPr>
         <w:pStyle w:val="Compact"/>
       </w:pPr>
@@ -1037,7 +1091,7 @@
       <w:pPr>
         <w:numPr>
           <w:ilvl w:val="0"/>
-          <w:numId w:val="1003"/>
+          <w:numId w:val="1006"/>
         </w:numPr>
         <w:pStyle w:val="Compact"/>
       </w:pPr>
@@ -1049,7 +1103,7 @@
       <w:pPr>
         <w:numPr>
           <w:ilvl w:val="0"/>
-          <w:numId w:val="1003"/>
+          <w:numId w:val="1006"/>
         </w:numPr>
         <w:pStyle w:val="Compact"/>
       </w:pPr>
@@ -1061,7 +1115,7 @@
       <w:pPr>
         <w:numPr>
           <w:ilvl w:val="0"/>
-          <w:numId w:val="1003"/>
+          <w:numId w:val="1006"/>
         </w:numPr>
         <w:pStyle w:val="Compact"/>
       </w:pPr>
@@ -1073,7 +1127,7 @@
       <w:pPr>
         <w:numPr>
           <w:ilvl w:val="0"/>
-          <w:numId w:val="1003"/>
+          <w:numId w:val="1006"/>
         </w:numPr>
         <w:pStyle w:val="Compact"/>
       </w:pPr>
@@ -1085,7 +1139,7 @@
       <w:pPr>
         <w:numPr>
           <w:ilvl w:val="0"/>
-          <w:numId w:val="1003"/>
+          <w:numId w:val="1006"/>
         </w:numPr>
         <w:pStyle w:val="Compact"/>
       </w:pPr>
@@ -1398,7 +1452,7 @@
       <w:pPr>
         <w:numPr>
           <w:ilvl w:val="0"/>
-          <w:numId w:val="1004"/>
+          <w:numId w:val="1007"/>
         </w:numPr>
         <w:pStyle w:val="Compact"/>
       </w:pPr>
@@ -1422,7 +1476,7 @@
       <w:pPr>
         <w:numPr>
           <w:ilvl w:val="0"/>
-          <w:numId w:val="1004"/>
+          <w:numId w:val="1007"/>
         </w:numPr>
         <w:pStyle w:val="Compact"/>
       </w:pPr>
@@ -1434,7 +1488,7 @@
       <w:pPr>
         <w:numPr>
           <w:ilvl w:val="0"/>
-          <w:numId w:val="1004"/>
+          <w:numId w:val="1007"/>
         </w:numPr>
         <w:pStyle w:val="Compact"/>
       </w:pPr>
@@ -1458,7 +1512,7 @@
       <w:pPr>
         <w:numPr>
           <w:ilvl w:val="0"/>
-          <w:numId w:val="1004"/>
+          <w:numId w:val="1007"/>
         </w:numPr>
         <w:pStyle w:val="Compact"/>
       </w:pPr>
@@ -1482,7 +1536,7 @@
       <w:pPr>
         <w:numPr>
           <w:ilvl w:val="0"/>
-          <w:numId w:val="1004"/>
+          <w:numId w:val="1007"/>
         </w:numPr>
         <w:pStyle w:val="Compact"/>
       </w:pPr>
@@ -1494,7 +1548,7 @@
       <w:pPr>
         <w:numPr>
           <w:ilvl w:val="0"/>
-          <w:numId w:val="1004"/>
+          <w:numId w:val="1007"/>
         </w:numPr>
         <w:pStyle w:val="Compact"/>
       </w:pPr>
@@ -1515,7 +1569,7 @@
       <w:pPr>
         <w:numPr>
           <w:ilvl w:val="0"/>
-          <w:numId w:val="1004"/>
+          <w:numId w:val="1007"/>
         </w:numPr>
         <w:pStyle w:val="Compact"/>
       </w:pPr>
@@ -1546,7 +1600,7 @@
       <w:pPr>
         <w:numPr>
           <w:ilvl w:val="0"/>
-          <w:numId w:val="1005"/>
+          <w:numId w:val="1008"/>
         </w:numPr>
         <w:pStyle w:val="Compact"/>
       </w:pPr>
@@ -1558,7 +1612,7 @@
       <w:pPr>
         <w:numPr>
           <w:ilvl w:val="0"/>
-          <w:numId w:val="1005"/>
+          <w:numId w:val="1008"/>
         </w:numPr>
         <w:pStyle w:val="Compact"/>
       </w:pPr>
@@ -1570,7 +1624,7 @@
       <w:pPr>
         <w:numPr>
           <w:ilvl w:val="0"/>
-          <w:numId w:val="1005"/>
+          <w:numId w:val="1008"/>
         </w:numPr>
         <w:pStyle w:val="Compact"/>
       </w:pPr>
@@ -1600,7 +1654,7 @@
       <w:pPr>
         <w:numPr>
           <w:ilvl w:val="0"/>
-          <w:numId w:val="1005"/>
+          <w:numId w:val="1008"/>
         </w:numPr>
         <w:pStyle w:val="Compact"/>
       </w:pPr>
@@ -1612,7 +1666,7 @@
       <w:pPr>
         <w:numPr>
           <w:ilvl w:val="0"/>
-          <w:numId w:val="1005"/>
+          <w:numId w:val="1008"/>
         </w:numPr>
         <w:pStyle w:val="Compact"/>
       </w:pPr>
@@ -1908,6 +1962,118 @@
       </w:pPr>
     </w:lvl>
   </w:abstractNum>
+  <w:abstractNum w:abstractNumId="99411">
+    <w:nsid w:val="71315dca"/>
+    <w:multiLevelType w:val="multilevel"/>
+    <w:lvl w:ilvl="0">
+      <w:start w:val="1"/>
+      <w:numFmt w:val="decimal"/>
+      <w:lvlText w:val="%1."/>
+      <w:lvlJc w:val="left"/>
+      <w:pPr>
+        <w:tabs>
+          <w:tab w:val="num" w:pos="0"/>
+        </w:tabs>
+        <w:ind w:left="480" w:hanging="480"/>
+      </w:pPr>
+    </w:lvl>
+    <w:lvl w:ilvl="1">
+      <w:start w:val="1"/>
+      <w:numFmt w:val="decimal"/>
+      <w:lvlText w:val="%2."/>
+      <w:lvlJc w:val="left"/>
+      <w:pPr>
+        <w:tabs>
+          <w:tab w:val="num" w:pos="720"/>
+        </w:tabs>
+        <w:ind w:left="1200" w:hanging="480"/>
+      </w:pPr>
+    </w:lvl>
+    <w:lvl w:ilvl="2">
+      <w:start w:val="1"/>
+      <w:numFmt w:val="decimal"/>
+      <w:lvlText w:val="%3."/>
+      <w:lvlJc w:val="left"/>
+      <w:pPr>
+        <w:tabs>
+          <w:tab w:val="num" w:pos="1440"/>
+        </w:tabs>
+        <w:ind w:left="1920" w:hanging="480"/>
+      </w:pPr>
+    </w:lvl>
+    <w:lvl w:ilvl="3">
+      <w:start w:val="1"/>
+      <w:numFmt w:val="decimal"/>
+      <w:lvlText w:val="%4."/>
+      <w:lvlJc w:val="left"/>
+      <w:pPr>
+        <w:tabs>
+          <w:tab w:val="num" w:pos="2160"/>
+        </w:tabs>
+        <w:ind w:left="2640" w:hanging="480"/>
+      </w:pPr>
+    </w:lvl>
+    <w:lvl w:ilvl="4">
+      <w:start w:val="1"/>
+      <w:numFmt w:val="decimal"/>
+      <w:lvlText w:val="%5."/>
+      <w:lvlJc w:val="left"/>
+      <w:pPr>
+        <w:tabs>
+          <w:tab w:val="num" w:pos="2880"/>
+        </w:tabs>
+        <w:ind w:left="3360" w:hanging="480"/>
+      </w:pPr>
+    </w:lvl>
+    <w:lvl w:ilvl="5">
+      <w:start w:val="1"/>
+      <w:numFmt w:val="decimal"/>
+      <w:lvlText w:val="%6."/>
+      <w:lvlJc w:val="left"/>
+      <w:pPr>
+        <w:tabs>
+          <w:tab w:val="num" w:pos="3600"/>
+        </w:tabs>
+        <w:ind w:left="4080" w:hanging="480"/>
+      </w:pPr>
+    </w:lvl>
+    <w:lvl w:ilvl="6">
+      <w:start w:val="1"/>
+      <w:numFmt w:val="decimal"/>
+      <w:lvlText w:val="%7."/>
+      <w:lvlJc w:val="left"/>
+      <w:pPr>
+        <w:tabs>
+          <w:tab w:val="num" w:pos="4320"/>
+        </w:tabs>
+        <w:ind w:left="4800" w:hanging="480"/>
+      </w:pPr>
+    </w:lvl>
+    <w:lvl w:ilvl="7">
+      <w:start w:val="1"/>
+      <w:numFmt w:val="decimal"/>
+      <w:lvlText w:val="%8."/>
+      <w:lvlJc w:val="left"/>
+      <w:pPr>
+        <w:tabs>
+          <w:tab w:val="num" w:pos="5040"/>
+        </w:tabs>
+        <w:ind w:left="5520" w:hanging="480"/>
+      </w:pPr>
+    </w:lvl>
+    <w:lvl w:ilvl="8">
+      <w:start w:val="1"/>
+      <w:numFmt w:val="decimal"/>
+      <w:lvlText w:val="%9."/>
+      <w:lvlJc w:val="left"/>
+      <w:pPr>
+        <w:tabs>
+          <w:tab w:val="num" w:pos="5760"/>
+        </w:tabs>
+        <w:ind w:left="6240" w:hanging="480"/>
+      </w:pPr>
+    </w:lvl>
+  </w:abstractNum>
   <w:num w:numId="1000">
     <w:abstractNumId w:val="990"/>
   </w:num>
@@ -1915,7 +2081,34 @@
     <w:abstractNumId w:val="991"/>
   </w:num>
   <w:num w:numId="1002">
-    <w:abstractNumId w:val="991"/>
+    <w:abstractNumId w:val="99411"/>
+    <w:lvlOverride w:ilvl="0">
+      <w:startOverride w:val="1"/>
+    </w:lvlOverride>
+    <w:lvlOverride w:ilvl="1">
+      <w:startOverride w:val="1"/>
+    </w:lvlOverride>
+    <w:lvlOverride w:ilvl="2">
+      <w:startOverride w:val="1"/>
+    </w:lvlOverride>
+    <w:lvlOverride w:ilvl="3">
+      <w:startOverride w:val="1"/>
+    </w:lvlOverride>
+    <w:lvlOverride w:ilvl="4">
+      <w:startOverride w:val="1"/>
+    </w:lvlOverride>
+    <w:lvlOverride w:ilvl="5">
+      <w:startOverride w:val="1"/>
+    </w:lvlOverride>
+    <w:lvlOverride w:ilvl="6">
+      <w:startOverride w:val="1"/>
+    </w:lvlOverride>
+    <w:lvlOverride w:ilvl="7">
+      <w:startOverride w:val="1"/>
+    </w:lvlOverride>
+    <w:lvlOverride w:ilvl="8">
+      <w:startOverride w:val="1"/>
+    </w:lvlOverride>
   </w:num>
   <w:num w:numId="1003">
     <w:abstractNumId w:val="991"/>
@@ -1924,6 +2117,15 @@
     <w:abstractNumId w:val="991"/>
   </w:num>
   <w:num w:numId="1005">
+    <w:abstractNumId w:val="991"/>
+  </w:num>
+  <w:num w:numId="1006">
+    <w:abstractNumId w:val="991"/>
+  </w:num>
+  <w:num w:numId="1007">
+    <w:abstractNumId w:val="991"/>
+  </w:num>
+  <w:num w:numId="1008">
     <w:abstractNumId w:val="991"/>
   </w:num>
 </w:numbering>

--- a/downloads/teacher/04 Units/Unit 03 - Human Development and Relationships - Growing Up, Getting Along/Lesson 03.19 - Careers in Human Services and Education and Unit 3 Test.docx
+++ b/downloads/teacher/04 Units/Unit 03 - Human Development and Relationships - Growing Up, Getting Along/Lesson 03.19 - Careers in Human Services and Education and Unit 3 Test.docx
@@ -1084,7 +1084,7 @@
         <w:pStyle w:val="Compact"/>
       </w:pPr>
       <w:r>
-        <w:t xml:space="preserve">ELL: each career card has a picture of the person at work and three short lines (does, needs, uses); the walk sheet’s three questions have a 1 to 3 face scale; the careers are listed in Turkish, Portuguese, and Spanish on the handout (marked [check with a native speaker]); the test has a word bank for the matching items and reads at a grade 6 level; a bilingual glossary is allowed on the test.</w:t>
+        <w:t xml:space="preserve">ELL: each career card has a picture of the person at work and three short lines (does, needs, uses); the walk sheet’s three questions have a 1 to 3 face scale; the careers are listed in Turkish, Portuguese, and Spanish on the handout (to be verified by a native speaker); the test has a word bank for the matching items and reads at a grade 6 level; a bilingual glossary is allowed on the test.</w:t>
       </w:r>
     </w:p>
     <w:p>
@@ -1353,7 +1353,7 @@
               <w:jc w:val="left"/>
             </w:pPr>
             <w:r>
-              <w:t xml:space="preserve">HDR 1. a), b), c); 2. a), b); 3. a), e); 4. a), b), c); 5. a), b), c), f); 7. a), b)</w:t>
+              <w:t xml:space="preserve">HDR 1. a), b), c); 2. a), b); 3. a), e); 4. a), b), c); 5. a), b), c), f); 6. a), b)</w:t>
             </w:r>
           </w:p>
         </w:tc>
@@ -1428,15 +1428,6 @@
       <w:r>
         <w:t xml:space="preserve">Inside the building: the school counselor and the social worker, if the building has one, are two of the eight careers and could each take one minute at their own card, live. The school nurse is a third. That turns the walk into a live visit with no prep beyond asking. Community: a local college’s human services or early childhood program sometimes sends a student to talk about the pathway; the county’s youth bureau is another.</w:t>
       </w:r>
-      <w:r>
-        <w:t xml:space="preserve"> </w:t>
-      </w:r>
-      <w:r>
-        <w:rPr>
-          <w:rStyle w:val="TeacherNote"/>
-        </w:rPr>
-        <w:t xml:space="preserve">[Sal: the counselor already visited in Lesson 3.12; ask whether they would stand at their card for two minutes today.]</w:t>
-      </w:r>
     </w:p>
     <w:p>
       <w:pPr>
@@ -1555,15 +1546,6 @@
       <w:r>
         <w:t xml:space="preserve">Career card content (what each person does, typical education) from the U.S. Bureau of Labor Statistics Occupational Outlook Handbook (bls.gov/ooh) and the NYS Education Department’s licensing pages for teachers, nurses, social workers, and speech-language pathologists.</w:t>
       </w:r>
-      <w:r>
-        <w:t xml:space="preserve"> </w:t>
-      </w:r>
-      <w:r>
-        <w:rPr>
-          <w:rStyle w:val="TeacherNote"/>
-        </w:rPr>
-        <w:t xml:space="preserve">[Sal: confirm the New York training lines before printing; licensing rules change.]</w:t>
-      </w:r>
     </w:p>
     <w:p>
       <w:pPr>
@@ -1574,7 +1556,7 @@
         <w:pStyle w:val="Compact"/>
       </w:pPr>
       <w:r>
-        <w:t xml:space="preserve">Sal’s own materials: the Careers Card Sort from Lesson 1.22 (</w:t>
+        <w:t xml:space="preserve">My own materials: the Careers Card Sort from Lesson 1.22 (</w:t>
       </w:r>
       <w:r>
         <w:rPr>
@@ -1660,21 +1642,6 @@
       </w:pPr>
       <w:r>
         <w:t xml:space="preserve">The test’s short response asks students to defend that no one family structure is better than another, with examples from the scenarios in Lesson 3.14. It does not ask about their own family and the key says a student who writes about their own family is not marked down for it; the examples just have to be real examples.</w:t>
-      </w:r>
-    </w:p>
-    <w:p>
-      <w:pPr>
-        <w:numPr>
-          <w:ilvl w:val="0"/>
-          <w:numId w:val="1008"/>
-        </w:numPr>
-        <w:pStyle w:val="Compact"/>
-      </w:pPr>
-      <w:r>
-        <w:rPr>
-          <w:rStyle w:val="TeacherNote"/>
-        </w:rPr>
-        <w:t xml:space="preserve">[Sal: your Brentwood students often named coach, nurse, and teacher as the jobs they could see themselves in. The eight cards lead with those three. If a class has a strong pull toward one, the pathway line for that one gets the extra minute in Step 3.]</w:t>
       </w:r>
     </w:p>
     <w:sectPr>
